--- a/templates/W3-61-19A.docx
+++ b/templates/W3-61-19A.docx
@@ -128,7 +128,7 @@
                 <w:sz w:val="36"/>
                 <w:szCs w:val="28"/>
               </w:rPr>
-              <w:t>□</w:t>
+              <w:t>{{FIRSTCK}}</w:t>
             </w:r>
             <w:r>
               <w:rPr>
@@ -143,7 +143,7 @@
                 <w:sz w:val="36"/>
                 <w:szCs w:val="28"/>
               </w:rPr>
-              <w:t>□</w:t>
+              <w:t>{{RECK}}</w:t>
             </w:r>
             <w:r>
               <w:rPr>

--- a/templates/W3-61-19A.docx
+++ b/templates/W3-61-19A.docx
@@ -386,7 +386,6 @@
             <w:r>
               <w:rPr>
                 <w:rFonts w:ascii="標楷體" w:eastAsia="標楷體" w:hAnsi="標楷體" w:cs="Arial"/>
-                <w:strike/>
                 <w:sz w:val="18"/>
                 <w:szCs w:val="16"/>
               </w:rPr>

--- a/templates/W3-61-19A.docx
+++ b/templates/W3-61-19A.docx
@@ -18,7 +18,7 @@
           <w:sz w:val="28"/>
           <w:szCs w:val="28"/>
         </w:rPr>
-        <w:t xml:space="preserve">     </w:t>
+        <w:t xml:space="preserve"/>
       </w:r>
       <w:r>
         <w:rPr>
@@ -28,7 +28,7 @@
           <w:sz w:val="26"/>
           <w:szCs w:val="26"/>
         </w:rPr>
-        <w:t xml:space="preserve">(  </w:t>
+        <w:t xml:space="preserve">(</w:t>
       </w:r>
       <w:r>
         <w:rPr>
@@ -48,7 +48,7 @@
           <w:sz w:val="26"/>
           <w:szCs w:val="26"/>
         </w:rPr>
-        <w:t xml:space="preserve">  ) </w:t>
+        <w:t xml:space="preserve">) </w:t>
       </w:r>
       <w:r>
         <w:rPr>
@@ -222,7 +222,7 @@
           <w:p>
             <w:pPr>
               <w:spacing w:line="260" w:lineRule="exact"/>
-              <w:jc w:val="distribute"/>
+              <w:jc w:val="left"/>
               <w:rPr>
                 <w:rFonts w:ascii="標楷體" w:eastAsia="標楷體" w:hAnsi="標楷體" w:cs="Arial"/>
                 <w:sz w:val="18"/>
@@ -283,7 +283,7 @@
           <w:p>
             <w:pPr>
               <w:spacing w:line="260" w:lineRule="exact"/>
-              <w:jc w:val="distribute"/>
+              <w:jc w:val="left"/>
               <w:rPr>
                 <w:rFonts w:ascii="標楷體" w:eastAsia="標楷體" w:hAnsi="標楷體" w:cs="Arial"/>
                 <w:sz w:val="18"/>

--- a/templates/W3-61-19A.docx
+++ b/templates/W3-61-19A.docx
@@ -28,7 +28,7 @@
           <w:sz w:val="26"/>
           <w:szCs w:val="26"/>
         </w:rPr>
-        <w:t xml:space="preserve">(</w:t>
+        <w:t xml:space="preserve"/>
       </w:r>
       <w:r>
         <w:rPr>
@@ -48,7 +48,7 @@
           <w:sz w:val="26"/>
           <w:szCs w:val="26"/>
         </w:rPr>
-        <w:t xml:space="preserve">) </w:t>
+        <w:t xml:space="preserve"> </w:t>
       </w:r>
       <w:r>
         <w:rPr>
